--- a/dodopizza_ru/comply_docs/08_Уведомление_в_РКН.docx
+++ b/dodopizza_ru/comply_docs/08_Уведомление_в_РКН.docx
@@ -41,7 +41,7 @@
     <w:p/>
     <w:p>
       <w:r>
-        <w:t>Сайт: dodopizza.ru | Дата: 15.06.2026</w:t>
+        <w:t>Сайт: dodopizza.ru | Дата: 16.06.2026</w:t>
       </w:r>
     </w:p>
     <w:sectPr>

--- a/dodopizza_ru/comply_docs/08_Уведомление_в_РКН.docx
+++ b/dodopizza_ru/comply_docs/08_Уведомление_в_РКН.docx
@@ -41,7 +41,7 @@
     <w:p/>
     <w:p>
       <w:r>
-        <w:t>Сайт: dodopizza.ru | Дата: 16.06.2026</w:t>
+        <w:t>Сайт: dodopizza.ru | Дата: 18.06.2026</w:t>
       </w:r>
     </w:p>
     <w:sectPr>
